--- a/4.质量管理/2.运行记录类文件/040206-管理评审报告.docx
+++ b/4.质量管理/2.运行记录类文件/040206-管理评审报告.docx
@@ -7,7 +7,13 @@
         <w:pStyle w:val="31"/>
         <w:bidi w:val="0"/>
       </w:pPr>
-      <w:bookmarkStart w:id="0" w:name="_Toc12803"/>
+      <w:bookmarkStart w:id="0" w:name="_Toc9014"/>
+    </w:p>
+    <w:p>
+      <w:pPr>
+        <w:pStyle w:val="31"/>
+        <w:bidi w:val="0"/>
+      </w:pPr>
       <w:r>
         <w:t>管理评审报告</w:t>
       </w:r>
@@ -18,7 +24,7 @@
         <w:pStyle w:val="32"/>
         <w:bidi w:val="0"/>
       </w:pPr>
-      <w:bookmarkStart w:id="1" w:name="_Toc7512"/>
+      <w:bookmarkStart w:id="1" w:name="_Toc1295"/>
       <w:r>
         <w:t>甘肃国邦信息科技有限公司</w:t>
       </w:r>
@@ -27,7 +33,7 @@
     <w:p>
       <w:pPr>
         <w:spacing w:before="117" w:line="219" w:lineRule="auto"/>
-        <w:ind w:left="1775"/>
+        <w:ind w:left="0" w:leftChars="0" w:right="0" w:rightChars="0" w:firstLine="0" w:firstLineChars="0"/>
         <w:jc w:val="center"/>
         <w:rPr>
           <w:rFonts w:hint="default" w:ascii="宋体" w:hAnsi="宋体" w:eastAsia="宋体" w:cs="宋体"/>
@@ -87,36 +93,6 @@
     </w:p>
     <w:p>
       <w:pPr>
-        <w:pStyle w:val="12"/>
-        <w:spacing w:line="277" w:lineRule="auto"/>
-      </w:pPr>
-    </w:p>
-    <w:p>
-      <w:pPr>
-        <w:pStyle w:val="12"/>
-        <w:spacing w:line="277" w:lineRule="auto"/>
-      </w:pPr>
-    </w:p>
-    <w:p>
-      <w:pPr>
-        <w:pStyle w:val="12"/>
-        <w:spacing w:line="278" w:lineRule="auto"/>
-      </w:pPr>
-    </w:p>
-    <w:p>
-      <w:pPr>
-        <w:pStyle w:val="12"/>
-        <w:spacing w:line="278" w:lineRule="auto"/>
-      </w:pPr>
-    </w:p>
-    <w:p>
-      <w:pPr>
-        <w:pStyle w:val="12"/>
-        <w:spacing w:line="278" w:lineRule="auto"/>
-      </w:pPr>
-    </w:p>
-    <w:p>
-      <w:pPr>
         <w:spacing w:before="91" w:line="220" w:lineRule="auto"/>
         <w:ind w:left="3811"/>
         <w:outlineLvl w:val="0"/>
@@ -126,7 +102,7 @@
           <w:szCs w:val="28"/>
         </w:rPr>
       </w:pPr>
-      <w:bookmarkStart w:id="2" w:name="_Toc12090"/>
+      <w:bookmarkStart w:id="2" w:name="_Toc4231"/>
       <w:r>
         <w:rPr>
           <w:rFonts w:ascii="宋体" w:hAnsi="宋体" w:eastAsia="宋体" w:cs="宋体"/>
@@ -137,17 +113,12 @@
         <w:t>文档信息</w:t>
       </w:r>
       <w:bookmarkEnd w:id="2"/>
-    </w:p>
-    <w:p>
-      <w:pPr>
-        <w:spacing w:line="131" w:lineRule="exact"/>
-      </w:pPr>
     </w:p>
     <w:tbl>
       <w:tblPr>
         <w:tblStyle w:val="24"/>
         <w:tblW w:w="9150" w:type="dxa"/>
-        <w:tblInd w:w="5" w:type="dxa"/>
+        <w:jc w:val="center"/>
         <w:tblBorders>
           <w:top w:val="single" w:color="000000" w:sz="4" w:space="0"/>
           <w:left w:val="single" w:color="000000" w:sz="4" w:space="0"/>
@@ -190,16 +161,18 @@
         </w:tblPrEx>
         <w:trPr>
           <w:trHeight w:val="981" w:hRule="atLeast"/>
+          <w:jc w:val="center"/>
         </w:trPr>
         <w:tc>
           <w:tcPr>
             <w:tcW w:w="1564" w:type="dxa"/>
+            <w:vAlign w:val="center"/>
           </w:tcPr>
           <w:p>
             <w:pPr>
               <w:pStyle w:val="25"/>
               <w:spacing w:before="125" w:line="325" w:lineRule="auto"/>
-              <w:ind w:left="117" w:right="251" w:hanging="3"/>
+              <w:ind w:right="251"/>
             </w:pPr>
             <w:r>
               <w:rPr>
@@ -216,16 +189,8 @@
           <w:tcPr>
             <w:tcW w:w="7586" w:type="dxa"/>
             <w:gridSpan w:val="4"/>
+            <w:vAlign w:val="center"/>
           </w:tcPr>
-          <w:p>
-            <w:pPr>
-              <w:spacing w:line="291" w:lineRule="auto"/>
-              <w:rPr>
-                <w:rFonts w:ascii="Arial"/>
-                <w:sz w:val="21"/>
-              </w:rPr>
-            </w:pPr>
-          </w:p>
           <w:p>
             <w:pPr>
               <w:pStyle w:val="25"/>
@@ -260,10 +225,12 @@
         </w:tblPrEx>
         <w:trPr>
           <w:trHeight w:val="606" w:hRule="atLeast"/>
+          <w:jc w:val="center"/>
         </w:trPr>
         <w:tc>
           <w:tcPr>
             <w:tcW w:w="1564" w:type="dxa"/>
+            <w:vAlign w:val="center"/>
           </w:tcPr>
           <w:p>
             <w:pPr>
@@ -283,6 +250,7 @@
           <w:tcPr>
             <w:tcW w:w="7586" w:type="dxa"/>
             <w:gridSpan w:val="4"/>
+            <w:vAlign w:val="center"/>
           </w:tcPr>
           <w:p>
             <w:pPr>
@@ -318,10 +286,12 @@
         </w:tblPrEx>
         <w:trPr>
           <w:trHeight w:val="606" w:hRule="atLeast"/>
+          <w:jc w:val="center"/>
         </w:trPr>
         <w:tc>
           <w:tcPr>
             <w:tcW w:w="1564" w:type="dxa"/>
+            <w:vAlign w:val="center"/>
           </w:tcPr>
           <w:p>
             <w:pPr>
@@ -341,6 +311,7 @@
           <w:tcPr>
             <w:tcW w:w="7586" w:type="dxa"/>
             <w:gridSpan w:val="4"/>
+            <w:vAlign w:val="center"/>
           </w:tcPr>
           <w:p>
             <w:pPr>
@@ -376,10 +347,12 @@
         </w:tblPrEx>
         <w:trPr>
           <w:trHeight w:val="606" w:hRule="atLeast"/>
+          <w:jc w:val="center"/>
         </w:trPr>
         <w:tc>
           <w:tcPr>
             <w:tcW w:w="1564" w:type="dxa"/>
+            <w:vAlign w:val="center"/>
           </w:tcPr>
           <w:p>
             <w:pPr>
@@ -398,6 +371,7 @@
         <w:tc>
           <w:tcPr>
             <w:tcW w:w="1697" w:type="dxa"/>
+            <w:vAlign w:val="center"/>
           </w:tcPr>
           <w:p>
             <w:pPr>
@@ -416,6 +390,7 @@
         <w:tc>
           <w:tcPr>
             <w:tcW w:w="2342" w:type="dxa"/>
+            <w:vAlign w:val="center"/>
           </w:tcPr>
           <w:p>
             <w:pPr>
@@ -434,6 +409,7 @@
         <w:tc>
           <w:tcPr>
             <w:tcW w:w="1983" w:type="dxa"/>
+            <w:vAlign w:val="center"/>
           </w:tcPr>
           <w:p>
             <w:pPr>
@@ -452,6 +428,7 @@
         <w:tc>
           <w:tcPr>
             <w:tcW w:w="1564" w:type="dxa"/>
+            <w:vAlign w:val="center"/>
           </w:tcPr>
           <w:p>
             <w:pPr>
@@ -487,10 +464,12 @@
         </w:tblPrEx>
         <w:trPr>
           <w:trHeight w:val="488" w:hRule="atLeast"/>
+          <w:jc w:val="center"/>
         </w:trPr>
         <w:tc>
           <w:tcPr>
             <w:tcW w:w="1564" w:type="dxa"/>
+            <w:vAlign w:val="center"/>
           </w:tcPr>
           <w:p>
             <w:pPr>
@@ -509,6 +488,7 @@
         <w:tc>
           <w:tcPr>
             <w:tcW w:w="1697" w:type="dxa"/>
+            <w:vAlign w:val="center"/>
           </w:tcPr>
           <w:p>
             <w:pPr>
@@ -548,13 +528,12 @@
               </w:rPr>
               <w:t>20</w:t>
             </w:r>
-            <w:bookmarkStart w:id="14" w:name="_GoBack"/>
-            <w:bookmarkEnd w:id="14"/>
           </w:p>
         </w:tc>
         <w:tc>
           <w:tcPr>
             <w:tcW w:w="2342" w:type="dxa"/>
+            <w:vAlign w:val="center"/>
           </w:tcPr>
           <w:p>
             <w:pPr>
@@ -573,6 +552,7 @@
         <w:tc>
           <w:tcPr>
             <w:tcW w:w="1983" w:type="dxa"/>
+            <w:vAlign w:val="center"/>
           </w:tcPr>
           <w:p>
             <w:pPr>
@@ -596,6 +576,7 @@
         <w:tc>
           <w:tcPr>
             <w:tcW w:w="1564" w:type="dxa"/>
+            <w:vAlign w:val="center"/>
           </w:tcPr>
           <w:p>
             <w:pPr>
@@ -631,6 +612,7 @@
         </w:tblPrEx>
         <w:trPr>
           <w:trHeight w:val="528" w:hRule="atLeast"/>
+          <w:jc w:val="center"/>
         </w:trPr>
         <w:tc>
           <w:tcPr>
@@ -717,6 +699,7 @@
         </w:tblPrEx>
         <w:trPr>
           <w:trHeight w:val="589" w:hRule="atLeast"/>
+          <w:jc w:val="center"/>
         </w:trPr>
         <w:tc>
           <w:tcPr>
@@ -801,36 +784,6 @@
         </w:sectPr>
       </w:pPr>
     </w:p>
-    <w:p>
-      <w:pPr>
-        <w:pStyle w:val="12"/>
-        <w:spacing w:line="254" w:lineRule="auto"/>
-      </w:pPr>
-    </w:p>
-    <w:p>
-      <w:pPr>
-        <w:pStyle w:val="12"/>
-        <w:spacing w:line="254" w:lineRule="auto"/>
-      </w:pPr>
-    </w:p>
-    <w:p>
-      <w:pPr>
-        <w:pStyle w:val="12"/>
-        <w:spacing w:line="254" w:lineRule="auto"/>
-      </w:pPr>
-    </w:p>
-    <w:p>
-      <w:pPr>
-        <w:pStyle w:val="12"/>
-        <w:spacing w:line="255" w:lineRule="auto"/>
-      </w:pPr>
-    </w:p>
-    <w:p>
-      <w:pPr>
-        <w:pStyle w:val="12"/>
-        <w:spacing w:line="255" w:lineRule="auto"/>
-      </w:pPr>
-    </w:p>
     <w:sdt>
       <w:sdtPr>
         <w:rPr>
@@ -917,7 +870,7 @@
               <w:rFonts w:hint="eastAsia" w:ascii="Microsoft JhengHei" w:hAnsi="Microsoft JhengHei" w:eastAsia="Microsoft JhengHei" w:cs="Microsoft JhengHei"/>
               <w:szCs w:val="24"/>
             </w:rPr>
-            <w:instrText xml:space="preserve"> HYPERLINK \l _Toc12803 </w:instrText>
+            <w:instrText xml:space="preserve"> HYPERLINK \l _Toc9014 </w:instrText>
           </w:r>
           <w:r>
             <w:rPr>
@@ -936,7 +889,7 @@
             <w:fldChar w:fldCharType="begin"/>
           </w:r>
           <w:r>
-            <w:instrText xml:space="preserve"> PAGEREF _Toc12803 \h </w:instrText>
+            <w:instrText xml:space="preserve"> PAGEREF _Toc9014 \h </w:instrText>
           </w:r>
           <w:r>
             <w:fldChar w:fldCharType="separate"/>
@@ -974,7 +927,7 @@
               <w:rFonts w:hint="eastAsia" w:ascii="Microsoft JhengHei" w:hAnsi="Microsoft JhengHei" w:eastAsia="Microsoft JhengHei" w:cs="Microsoft JhengHei"/>
               <w:szCs w:val="24"/>
             </w:rPr>
-            <w:instrText xml:space="preserve"> HYPERLINK \l _Toc7512 </w:instrText>
+            <w:instrText xml:space="preserve"> HYPERLINK \l _Toc1295 </w:instrText>
           </w:r>
           <w:r>
             <w:rPr>
@@ -993,7 +946,7 @@
             <w:fldChar w:fldCharType="begin"/>
           </w:r>
           <w:r>
-            <w:instrText xml:space="preserve"> PAGEREF _Toc7512 \h </w:instrText>
+            <w:instrText xml:space="preserve"> PAGEREF _Toc1295 \h </w:instrText>
           </w:r>
           <w:r>
             <w:fldChar w:fldCharType="separate"/>
@@ -1031,7 +984,7 @@
               <w:rFonts w:hint="eastAsia" w:ascii="Microsoft JhengHei" w:hAnsi="Microsoft JhengHei" w:eastAsia="Microsoft JhengHei" w:cs="Microsoft JhengHei"/>
               <w:szCs w:val="24"/>
             </w:rPr>
-            <w:instrText xml:space="preserve"> HYPERLINK \l _Toc12090 </w:instrText>
+            <w:instrText xml:space="preserve"> HYPERLINK \l _Toc4231 </w:instrText>
           </w:r>
           <w:r>
             <w:rPr>
@@ -1055,7 +1008,7 @@
             <w:fldChar w:fldCharType="begin"/>
           </w:r>
           <w:r>
-            <w:instrText xml:space="preserve"> PAGEREF _Toc12090 \h </w:instrText>
+            <w:instrText xml:space="preserve"> PAGEREF _Toc4231 \h </w:instrText>
           </w:r>
           <w:r>
             <w:fldChar w:fldCharType="separate"/>
@@ -1093,7 +1046,7 @@
               <w:rFonts w:hint="eastAsia" w:ascii="Microsoft JhengHei" w:hAnsi="Microsoft JhengHei" w:eastAsia="Microsoft JhengHei" w:cs="Microsoft JhengHei"/>
               <w:szCs w:val="24"/>
             </w:rPr>
-            <w:instrText xml:space="preserve"> HYPERLINK \l _Toc24227 </w:instrText>
+            <w:instrText xml:space="preserve"> HYPERLINK \l _Toc4676 </w:instrText>
           </w:r>
           <w:r>
             <w:rPr>
@@ -1118,7 +1071,7 @@
             <w:fldChar w:fldCharType="begin"/>
           </w:r>
           <w:r>
-            <w:instrText xml:space="preserve"> PAGEREF _Toc24227 \h </w:instrText>
+            <w:instrText xml:space="preserve"> PAGEREF _Toc4676 \h </w:instrText>
           </w:r>
           <w:r>
             <w:fldChar w:fldCharType="separate"/>
@@ -1156,7 +1109,7 @@
               <w:rFonts w:hint="eastAsia" w:ascii="Microsoft JhengHei" w:hAnsi="Microsoft JhengHei" w:eastAsia="Microsoft JhengHei" w:cs="Microsoft JhengHei"/>
               <w:szCs w:val="24"/>
             </w:rPr>
-            <w:instrText xml:space="preserve"> HYPERLINK \l _Toc16173 </w:instrText>
+            <w:instrText xml:space="preserve"> HYPERLINK \l _Toc15121 </w:instrText>
           </w:r>
           <w:r>
             <w:rPr>
@@ -1181,7 +1134,7 @@
             <w:fldChar w:fldCharType="begin"/>
           </w:r>
           <w:r>
-            <w:instrText xml:space="preserve"> PAGEREF _Toc16173 \h </w:instrText>
+            <w:instrText xml:space="preserve"> PAGEREF _Toc15121 \h </w:instrText>
           </w:r>
           <w:r>
             <w:fldChar w:fldCharType="separate"/>
@@ -1219,7 +1172,7 @@
               <w:rFonts w:hint="eastAsia" w:ascii="Microsoft JhengHei" w:hAnsi="Microsoft JhengHei" w:eastAsia="Microsoft JhengHei" w:cs="Microsoft JhengHei"/>
               <w:szCs w:val="24"/>
             </w:rPr>
-            <w:instrText xml:space="preserve"> HYPERLINK \l _Toc14194 </w:instrText>
+            <w:instrText xml:space="preserve"> HYPERLINK \l _Toc10060 </w:instrText>
           </w:r>
           <w:r>
             <w:rPr>
@@ -1244,7 +1197,7 @@
             <w:fldChar w:fldCharType="begin"/>
           </w:r>
           <w:r>
-            <w:instrText xml:space="preserve"> PAGEREF _Toc14194 \h </w:instrText>
+            <w:instrText xml:space="preserve"> PAGEREF _Toc10060 \h </w:instrText>
           </w:r>
           <w:r>
             <w:fldChar w:fldCharType="separate"/>
@@ -1282,7 +1235,7 @@
               <w:rFonts w:hint="eastAsia" w:ascii="Microsoft JhengHei" w:hAnsi="Microsoft JhengHei" w:eastAsia="Microsoft JhengHei" w:cs="Microsoft JhengHei"/>
               <w:szCs w:val="24"/>
             </w:rPr>
-            <w:instrText xml:space="preserve"> HYPERLINK \l _Toc3686 </w:instrText>
+            <w:instrText xml:space="preserve"> HYPERLINK \l _Toc7332 </w:instrText>
           </w:r>
           <w:r>
             <w:rPr>
@@ -1307,7 +1260,7 @@
             <w:fldChar w:fldCharType="begin"/>
           </w:r>
           <w:r>
-            <w:instrText xml:space="preserve"> PAGEREF _Toc3686 \h </w:instrText>
+            <w:instrText xml:space="preserve"> PAGEREF _Toc7332 \h </w:instrText>
           </w:r>
           <w:r>
             <w:fldChar w:fldCharType="separate"/>
@@ -1345,7 +1298,7 @@
               <w:rFonts w:hint="eastAsia" w:ascii="Microsoft JhengHei" w:hAnsi="Microsoft JhengHei" w:eastAsia="Microsoft JhengHei" w:cs="Microsoft JhengHei"/>
               <w:szCs w:val="24"/>
             </w:rPr>
-            <w:instrText xml:space="preserve"> HYPERLINK \l _Toc25076 </w:instrText>
+            <w:instrText xml:space="preserve"> HYPERLINK \l _Toc1203 </w:instrText>
           </w:r>
           <w:r>
             <w:rPr>
@@ -1370,7 +1323,7 @@
             <w:fldChar w:fldCharType="begin"/>
           </w:r>
           <w:r>
-            <w:instrText xml:space="preserve"> PAGEREF _Toc25076 \h </w:instrText>
+            <w:instrText xml:space="preserve"> PAGEREF _Toc1203 \h </w:instrText>
           </w:r>
           <w:r>
             <w:fldChar w:fldCharType="separate"/>
@@ -1408,7 +1361,7 @@
               <w:rFonts w:hint="eastAsia" w:ascii="Microsoft JhengHei" w:hAnsi="Microsoft JhengHei" w:eastAsia="Microsoft JhengHei" w:cs="Microsoft JhengHei"/>
               <w:szCs w:val="24"/>
             </w:rPr>
-            <w:instrText xml:space="preserve"> HYPERLINK \l _Toc22268 </w:instrText>
+            <w:instrText xml:space="preserve"> HYPERLINK \l _Toc20909 </w:instrText>
           </w:r>
           <w:r>
             <w:rPr>
@@ -1433,7 +1386,7 @@
             <w:fldChar w:fldCharType="begin"/>
           </w:r>
           <w:r>
-            <w:instrText xml:space="preserve"> PAGEREF _Toc22268 \h </w:instrText>
+            <w:instrText xml:space="preserve"> PAGEREF _Toc20909 \h </w:instrText>
           </w:r>
           <w:r>
             <w:fldChar w:fldCharType="separate"/>
@@ -1471,7 +1424,7 @@
               <w:rFonts w:hint="eastAsia" w:ascii="Microsoft JhengHei" w:hAnsi="Microsoft JhengHei" w:eastAsia="Microsoft JhengHei" w:cs="Microsoft JhengHei"/>
               <w:szCs w:val="24"/>
             </w:rPr>
-            <w:instrText xml:space="preserve"> HYPERLINK \l _Toc32249 </w:instrText>
+            <w:instrText xml:space="preserve"> HYPERLINK \l _Toc766 </w:instrText>
           </w:r>
           <w:r>
             <w:rPr>
@@ -1496,7 +1449,7 @@
             <w:fldChar w:fldCharType="begin"/>
           </w:r>
           <w:r>
-            <w:instrText xml:space="preserve"> PAGEREF _Toc32249 \h </w:instrText>
+            <w:instrText xml:space="preserve"> PAGEREF _Toc766 \h </w:instrText>
           </w:r>
           <w:r>
             <w:fldChar w:fldCharType="separate"/>
@@ -1534,7 +1487,7 @@
               <w:rFonts w:hint="eastAsia" w:ascii="Microsoft JhengHei" w:hAnsi="Microsoft JhengHei" w:eastAsia="Microsoft JhengHei" w:cs="Microsoft JhengHei"/>
               <w:szCs w:val="24"/>
             </w:rPr>
-            <w:instrText xml:space="preserve"> HYPERLINK \l _Toc14132 </w:instrText>
+            <w:instrText xml:space="preserve"> HYPERLINK \l _Toc28483 </w:instrText>
           </w:r>
           <w:r>
             <w:rPr>
@@ -1559,7 +1512,7 @@
             <w:fldChar w:fldCharType="begin"/>
           </w:r>
           <w:r>
-            <w:instrText xml:space="preserve"> PAGEREF _Toc14132 \h </w:instrText>
+            <w:instrText xml:space="preserve"> PAGEREF _Toc28483 \h </w:instrText>
           </w:r>
           <w:r>
             <w:fldChar w:fldCharType="separate"/>
@@ -1597,7 +1550,7 @@
               <w:rFonts w:hint="eastAsia" w:ascii="Microsoft JhengHei" w:hAnsi="Microsoft JhengHei" w:eastAsia="Microsoft JhengHei" w:cs="Microsoft JhengHei"/>
               <w:szCs w:val="24"/>
             </w:rPr>
-            <w:instrText xml:space="preserve"> HYPERLINK \l _Toc32673 </w:instrText>
+            <w:instrText xml:space="preserve"> HYPERLINK \l _Toc3836 </w:instrText>
           </w:r>
           <w:r>
             <w:rPr>
@@ -1622,7 +1575,7 @@
             <w:fldChar w:fldCharType="begin"/>
           </w:r>
           <w:r>
-            <w:instrText xml:space="preserve"> PAGEREF _Toc32673 \h </w:instrText>
+            <w:instrText xml:space="preserve"> PAGEREF _Toc3836 \h </w:instrText>
           </w:r>
           <w:r>
             <w:fldChar w:fldCharType="separate"/>
@@ -1660,7 +1613,7 @@
               <w:rFonts w:hint="eastAsia" w:ascii="Microsoft JhengHei" w:hAnsi="Microsoft JhengHei" w:eastAsia="Microsoft JhengHei" w:cs="Microsoft JhengHei"/>
               <w:szCs w:val="24"/>
             </w:rPr>
-            <w:instrText xml:space="preserve"> HYPERLINK \l _Toc3561 </w:instrText>
+            <w:instrText xml:space="preserve"> HYPERLINK \l _Toc4773 </w:instrText>
           </w:r>
           <w:r>
             <w:rPr>
@@ -1685,7 +1638,7 @@
             <w:fldChar w:fldCharType="begin"/>
           </w:r>
           <w:r>
-            <w:instrText xml:space="preserve"> PAGEREF _Toc3561 \h </w:instrText>
+            <w:instrText xml:space="preserve"> PAGEREF _Toc4773 \h </w:instrText>
           </w:r>
           <w:r>
             <w:fldChar w:fldCharType="separate"/>
@@ -1723,7 +1676,7 @@
               <w:rFonts w:hint="eastAsia" w:ascii="Microsoft JhengHei" w:hAnsi="Microsoft JhengHei" w:eastAsia="Microsoft JhengHei" w:cs="Microsoft JhengHei"/>
               <w:szCs w:val="24"/>
             </w:rPr>
-            <w:instrText xml:space="preserve"> HYPERLINK \l _Toc8340 </w:instrText>
+            <w:instrText xml:space="preserve"> HYPERLINK \l _Toc28126 </w:instrText>
           </w:r>
           <w:r>
             <w:rPr>
@@ -1748,7 +1701,7 @@
             <w:fldChar w:fldCharType="begin"/>
           </w:r>
           <w:r>
-            <w:instrText xml:space="preserve"> PAGEREF _Toc8340 \h </w:instrText>
+            <w:instrText xml:space="preserve"> PAGEREF _Toc28126 \h </w:instrText>
           </w:r>
           <w:r>
             <w:fldChar w:fldCharType="separate"/>
@@ -1805,7 +1758,7 @@
         <w:sectPr>
           <w:footerReference r:id="rId9" w:type="default"/>
           <w:pgSz w:w="11906" w:h="16839"/>
-          <w:pgMar w:top="400" w:right="1710" w:bottom="1234" w:left="1709" w:header="0" w:footer="1070" w:gutter="0"/>
+          <w:pgMar w:top="1040" w:right="1710" w:bottom="1234" w:left="1709" w:header="0" w:footer="1070" w:gutter="0"/>
           <w:cols w:space="720" w:num="1"/>
         </w:sectPr>
       </w:pPr>
@@ -1815,7 +1768,7 @@
         <w:pStyle w:val="26"/>
         <w:bidi w:val="0"/>
       </w:pPr>
-      <w:bookmarkStart w:id="3" w:name="_Toc24227"/>
+      <w:bookmarkStart w:id="3" w:name="_Toc4676"/>
       <w:r>
         <w:t>审核目的</w:t>
       </w:r>
@@ -1861,7 +1814,7 @@
         <w:pStyle w:val="26"/>
         <w:bidi w:val="0"/>
       </w:pPr>
-      <w:bookmarkStart w:id="4" w:name="_Toc16173"/>
+      <w:bookmarkStart w:id="4" w:name="_Toc15121"/>
       <w:r>
         <w:t>审核依据</w:t>
       </w:r>
@@ -2125,7 +2078,7 @@
         <w:pStyle w:val="26"/>
         <w:bidi w:val="0"/>
       </w:pPr>
-      <w:bookmarkStart w:id="5" w:name="_Toc14194"/>
+      <w:bookmarkStart w:id="5" w:name="_Toc10060"/>
       <w:r>
         <w:t>参会人员</w:t>
       </w:r>
@@ -2237,7 +2190,7 @@
         <w:pStyle w:val="26"/>
         <w:bidi w:val="0"/>
       </w:pPr>
-      <w:bookmarkStart w:id="6" w:name="_Toc3686"/>
+      <w:bookmarkStart w:id="6" w:name="_Toc7332"/>
       <w:r>
         <w:t>评审主要步骤</w:t>
       </w:r>
@@ -2373,7 +2326,7 @@
         <w:pStyle w:val="26"/>
         <w:bidi w:val="0"/>
       </w:pPr>
-      <w:bookmarkStart w:id="7" w:name="_Toc25076"/>
+      <w:bookmarkStart w:id="7" w:name="_Toc1203"/>
       <w:r>
         <w:t>评审内容</w:t>
       </w:r>
@@ -2385,10 +2338,11 @@
           <w:ilvl w:val="0"/>
           <w:numId w:val="4"/>
         </w:numPr>
-        <w:spacing w:before="264" w:line="220" w:lineRule="auto"/>
-        <w:ind w:left="425" w:leftChars="0" w:hanging="425" w:firstLineChars="0"/>
+        <w:spacing w:before="267" w:line="301" w:lineRule="auto"/>
+        <w:ind w:left="425" w:leftChars="0" w:right="36" w:hanging="425" w:firstLineChars="0"/>
         <w:rPr>
           <w:rFonts w:hint="default" w:ascii="宋体" w:hAnsi="宋体" w:eastAsia="宋体" w:cs="宋体"/>
+          <w:spacing w:val="-3"/>
           <w:sz w:val="24"/>
           <w:szCs w:val="24"/>
           <w:lang w:val="en-US" w:eastAsia="zh-CN"/>
@@ -2397,7 +2351,7 @@
       <w:r>
         <w:rPr>
           <w:rFonts w:hint="eastAsia" w:ascii="宋体" w:hAnsi="宋体" w:eastAsia="宋体" w:cs="宋体"/>
-          <w:spacing w:val="-4"/>
+          <w:spacing w:val="-3"/>
           <w:sz w:val="24"/>
           <w:szCs w:val="24"/>
           <w:lang w:val="en-US" w:eastAsia="zh-CN"/>
@@ -2411,18 +2365,19 @@
           <w:ilvl w:val="0"/>
           <w:numId w:val="4"/>
         </w:numPr>
-        <w:spacing w:before="214" w:line="220" w:lineRule="auto"/>
-        <w:ind w:left="425" w:leftChars="0" w:hanging="425" w:firstLineChars="0"/>
-        <w:rPr>
-          <w:rFonts w:ascii="宋体" w:hAnsi="宋体" w:eastAsia="宋体" w:cs="宋体"/>
-          <w:sz w:val="24"/>
-          <w:szCs w:val="24"/>
-        </w:rPr>
-      </w:pPr>
-      <w:r>
-        <w:rPr>
-          <w:rFonts w:ascii="宋体" w:hAnsi="宋体" w:eastAsia="宋体" w:cs="宋体"/>
-          <w:spacing w:val="-4"/>
+        <w:spacing w:before="267" w:line="301" w:lineRule="auto"/>
+        <w:ind w:left="425" w:leftChars="0" w:right="36" w:hanging="425" w:firstLineChars="0"/>
+        <w:rPr>
+          <w:rFonts w:ascii="宋体" w:hAnsi="宋体" w:eastAsia="宋体" w:cs="宋体"/>
+          <w:spacing w:val="-3"/>
+          <w:sz w:val="24"/>
+          <w:szCs w:val="24"/>
+        </w:rPr>
+      </w:pPr>
+      <w:r>
+        <w:rPr>
+          <w:rFonts w:ascii="宋体" w:hAnsi="宋体" w:eastAsia="宋体" w:cs="宋体"/>
+          <w:spacing w:val="-3"/>
           <w:sz w:val="24"/>
           <w:szCs w:val="24"/>
         </w:rPr>
@@ -2435,31 +2390,23 @@
           <w:ilvl w:val="0"/>
           <w:numId w:val="4"/>
         </w:numPr>
-        <w:spacing w:before="214" w:line="220" w:lineRule="auto"/>
-        <w:ind w:left="425" w:leftChars="0" w:hanging="425" w:firstLineChars="0"/>
-        <w:rPr>
-          <w:rFonts w:ascii="宋体" w:hAnsi="宋体" w:eastAsia="宋体" w:cs="宋体"/>
-          <w:sz w:val="24"/>
-          <w:szCs w:val="24"/>
-        </w:rPr>
-      </w:pPr>
-      <w:r>
-        <w:rPr>
-          <w:rFonts w:ascii="宋体" w:hAnsi="宋体" w:eastAsia="宋体" w:cs="宋体"/>
-          <w:spacing w:val="-36"/>
-          <w:sz w:val="24"/>
-          <w:szCs w:val="24"/>
-        </w:rPr>
-        <w:t xml:space="preserve"> </w:t>
-      </w:r>
-      <w:r>
+        <w:spacing w:before="267" w:line="301" w:lineRule="auto"/>
+        <w:ind w:left="425" w:leftChars="0" w:right="36" w:hanging="425" w:firstLineChars="0"/>
         <w:rPr>
           <w:rFonts w:ascii="宋体" w:hAnsi="宋体" w:eastAsia="宋体" w:cs="宋体"/>
           <w:spacing w:val="-3"/>
           <w:sz w:val="24"/>
           <w:szCs w:val="24"/>
         </w:rPr>
-        <w:t>客户满意度调查和客户投诉情况</w:t>
+      </w:pPr>
+      <w:r>
+        <w:rPr>
+          <w:rFonts w:ascii="宋体" w:hAnsi="宋体" w:eastAsia="宋体" w:cs="宋体"/>
+          <w:spacing w:val="-3"/>
+          <w:sz w:val="24"/>
+          <w:szCs w:val="24"/>
+        </w:rPr>
+        <w:t xml:space="preserve"> 客户满意度调查和客户投诉情况</w:t>
       </w:r>
     </w:p>
     <w:p>
@@ -2468,31 +2415,23 @@
           <w:ilvl w:val="0"/>
           <w:numId w:val="4"/>
         </w:numPr>
-        <w:spacing w:before="78" w:line="220" w:lineRule="auto"/>
-        <w:ind w:left="425" w:leftChars="0" w:hanging="425" w:firstLineChars="0"/>
-        <w:rPr>
-          <w:rFonts w:ascii="宋体" w:hAnsi="宋体" w:eastAsia="宋体" w:cs="宋体"/>
-          <w:sz w:val="24"/>
-          <w:szCs w:val="24"/>
-        </w:rPr>
-      </w:pPr>
-      <w:r>
-        <w:rPr>
-          <w:rFonts w:ascii="宋体" w:hAnsi="宋体" w:eastAsia="宋体" w:cs="宋体"/>
-          <w:spacing w:val="-2"/>
-          <w:sz w:val="24"/>
-          <w:szCs w:val="24"/>
-        </w:rPr>
-        <w:t>公司的组织结构、职责分配、资源配备的</w:t>
-      </w:r>
-      <w:r>
+        <w:spacing w:before="267" w:line="301" w:lineRule="auto"/>
+        <w:ind w:left="425" w:leftChars="0" w:right="36" w:hanging="425" w:firstLineChars="0"/>
         <w:rPr>
           <w:rFonts w:ascii="宋体" w:hAnsi="宋体" w:eastAsia="宋体" w:cs="宋体"/>
           <w:spacing w:val="-3"/>
           <w:sz w:val="24"/>
           <w:szCs w:val="24"/>
         </w:rPr>
-        <w:t>适宜性</w:t>
+      </w:pPr>
+      <w:r>
+        <w:rPr>
+          <w:rFonts w:ascii="宋体" w:hAnsi="宋体" w:eastAsia="宋体" w:cs="宋体"/>
+          <w:spacing w:val="-3"/>
+          <w:sz w:val="24"/>
+          <w:szCs w:val="24"/>
+        </w:rPr>
+        <w:t>公司的组织结构、职责分配、资源配备的适宜性</w:t>
       </w:r>
     </w:p>
     <w:p>
@@ -2501,18 +2440,19 @@
           <w:ilvl w:val="0"/>
           <w:numId w:val="4"/>
         </w:numPr>
-        <w:spacing w:before="213" w:line="220" w:lineRule="auto"/>
-        <w:ind w:left="425" w:leftChars="0" w:hanging="425" w:firstLineChars="0"/>
-        <w:rPr>
-          <w:rFonts w:ascii="宋体" w:hAnsi="宋体" w:eastAsia="宋体" w:cs="宋体"/>
-          <w:sz w:val="24"/>
-          <w:szCs w:val="24"/>
-        </w:rPr>
-      </w:pPr>
-      <w:r>
-        <w:rPr>
-          <w:rFonts w:ascii="宋体" w:hAnsi="宋体" w:eastAsia="宋体" w:cs="宋体"/>
-          <w:spacing w:val="-4"/>
+        <w:spacing w:before="267" w:line="301" w:lineRule="auto"/>
+        <w:ind w:left="425" w:leftChars="0" w:right="36" w:hanging="425" w:firstLineChars="0"/>
+        <w:rPr>
+          <w:rFonts w:ascii="宋体" w:hAnsi="宋体" w:eastAsia="宋体" w:cs="宋体"/>
+          <w:spacing w:val="-3"/>
+          <w:sz w:val="24"/>
+          <w:szCs w:val="24"/>
+        </w:rPr>
+      </w:pPr>
+      <w:r>
+        <w:rPr>
+          <w:rFonts w:ascii="宋体" w:hAnsi="宋体" w:eastAsia="宋体" w:cs="宋体"/>
+          <w:spacing w:val="-3"/>
           <w:sz w:val="24"/>
           <w:szCs w:val="24"/>
         </w:rPr>
@@ -2525,10 +2465,11 @@
           <w:ilvl w:val="0"/>
           <w:numId w:val="4"/>
         </w:numPr>
-        <w:spacing w:before="214" w:line="220" w:lineRule="auto"/>
-        <w:ind w:left="425" w:leftChars="0" w:hanging="425" w:firstLineChars="0"/>
-        <w:rPr>
-          <w:rFonts w:ascii="宋体" w:hAnsi="宋体" w:eastAsia="宋体" w:cs="宋体"/>
+        <w:spacing w:before="267" w:line="301" w:lineRule="auto"/>
+        <w:ind w:left="425" w:leftChars="0" w:right="36" w:hanging="425" w:firstLineChars="0"/>
+        <w:rPr>
+          <w:rFonts w:ascii="宋体" w:hAnsi="宋体" w:eastAsia="宋体" w:cs="宋体"/>
+          <w:spacing w:val="-3"/>
           <w:sz w:val="24"/>
           <w:szCs w:val="24"/>
         </w:rPr>
@@ -2549,18 +2490,19 @@
           <w:ilvl w:val="0"/>
           <w:numId w:val="4"/>
         </w:numPr>
-        <w:spacing w:before="214" w:line="220" w:lineRule="auto"/>
-        <w:ind w:left="425" w:leftChars="0" w:hanging="425" w:firstLineChars="0"/>
-        <w:rPr>
-          <w:rFonts w:ascii="宋体" w:hAnsi="宋体" w:eastAsia="宋体" w:cs="宋体"/>
-          <w:sz w:val="24"/>
-          <w:szCs w:val="24"/>
-        </w:rPr>
-      </w:pPr>
-      <w:r>
-        <w:rPr>
-          <w:rFonts w:ascii="宋体" w:hAnsi="宋体" w:eastAsia="宋体" w:cs="宋体"/>
-          <w:spacing w:val="-11"/>
+        <w:spacing w:before="267" w:line="301" w:lineRule="auto"/>
+        <w:ind w:left="425" w:leftChars="0" w:right="36" w:hanging="425" w:firstLineChars="0"/>
+        <w:rPr>
+          <w:rFonts w:ascii="宋体" w:hAnsi="宋体" w:eastAsia="宋体" w:cs="宋体"/>
+          <w:spacing w:val="-3"/>
+          <w:sz w:val="24"/>
+          <w:szCs w:val="24"/>
+        </w:rPr>
+      </w:pPr>
+      <w:r>
+        <w:rPr>
+          <w:rFonts w:ascii="宋体" w:hAnsi="宋体" w:eastAsia="宋体" w:cs="宋体"/>
+          <w:spacing w:val="-3"/>
           <w:sz w:val="24"/>
           <w:szCs w:val="24"/>
         </w:rPr>
@@ -2572,7 +2514,7 @@
         <w:pStyle w:val="26"/>
         <w:bidi w:val="0"/>
       </w:pPr>
-      <w:bookmarkStart w:id="8" w:name="_Toc22268"/>
+      <w:bookmarkStart w:id="8" w:name="_Toc20909"/>
       <w:r>
         <w:t>评审结论</w:t>
       </w:r>
@@ -2620,7 +2562,7 @@
         <w:pStyle w:val="28"/>
         <w:bidi w:val="0"/>
       </w:pPr>
-      <w:bookmarkStart w:id="9" w:name="_Toc32249"/>
+      <w:bookmarkStart w:id="9" w:name="_Toc766"/>
       <w:r>
         <w:t>运维能力体系运行的适宜性、有效性评审</w:t>
       </w:r>
@@ -2697,7 +2639,7 @@
         <w:pStyle w:val="28"/>
         <w:bidi w:val="0"/>
       </w:pPr>
-      <w:bookmarkStart w:id="10" w:name="_Toc14132"/>
+      <w:bookmarkStart w:id="10" w:name="_Toc28483"/>
       <w:r>
         <w:t>2025年质量内部审核评审</w:t>
       </w:r>
@@ -2786,7 +2728,7 @@
         <w:pStyle w:val="28"/>
         <w:bidi w:val="0"/>
       </w:pPr>
-      <w:bookmarkStart w:id="11" w:name="_Toc32673"/>
+      <w:bookmarkStart w:id="11" w:name="_Toc3836"/>
       <w:r>
         <w:t>满意度调查评审</w:t>
       </w:r>
@@ -2830,7 +2772,7 @@
         <w:pStyle w:val="28"/>
         <w:bidi w:val="0"/>
       </w:pPr>
-      <w:bookmarkStart w:id="12" w:name="_Toc3561"/>
+      <w:bookmarkStart w:id="12" w:name="_Toc4773"/>
       <w:r>
         <w:t>客户投诉情况评审</w:t>
       </w:r>
@@ -2874,11 +2816,13 @@
         <w:pStyle w:val="28"/>
         <w:bidi w:val="0"/>
       </w:pPr>
-      <w:bookmarkStart w:id="13" w:name="_Toc8340"/>
+      <w:bookmarkStart w:id="13" w:name="_Toc28126"/>
       <w:r>
         <w:t>结论</w:t>
       </w:r>
       <w:bookmarkEnd w:id="13"/>
+      <w:bookmarkStart w:id="14" w:name="_GoBack"/>
+      <w:bookmarkEnd w:id="14"/>
     </w:p>
     <w:p>
       <w:pPr>
@@ -3117,7 +3061,7 @@
     <w:sectPr>
       <w:footerReference r:id="rId10" w:type="default"/>
       <w:pgSz w:w="11906" w:h="16839"/>
-      <w:pgMar w:top="400" w:right="1785" w:bottom="686" w:left="1785" w:header="0" w:footer="0" w:gutter="0"/>
+      <w:pgMar w:top="1040" w:right="1785" w:bottom="686" w:left="1785" w:header="0" w:footer="0" w:gutter="0"/>
       <w:cols w:space="720" w:num="1"/>
     </w:sectPr>
   </w:body>
@@ -3430,23 +3374,6 @@
     </w:lvl>
   </w:abstractNum>
   <w:abstractNum w:abstractNumId="2">
-    <w:nsid w:val="BD509F96"/>
-    <w:multiLevelType w:val="singleLevel"/>
-    <w:tmpl w:val="BD509F96"/>
-    <w:lvl w:ilvl="0" w:tentative="0">
-      <w:start w:val="1"/>
-      <w:numFmt w:val="decimal"/>
-      <w:lvlText w:val="(%1)"/>
-      <w:lvlJc w:val="left"/>
-      <w:pPr>
-        <w:ind w:left="425" w:hanging="425"/>
-      </w:pPr>
-      <w:rPr>
-        <w:rFonts w:hint="default"/>
-      </w:rPr>
-    </w:lvl>
-  </w:abstractNum>
-  <w:abstractNum w:abstractNumId="3">
     <w:nsid w:val="1AD539FE"/>
     <w:multiLevelType w:val="singleLevel"/>
     <w:tmpl w:val="1AD539FE"/>
@@ -3457,6 +3384,23 @@
       <w:lvlJc w:val="left"/>
       <w:pPr>
         <w:ind w:left="635" w:hanging="425"/>
+      </w:pPr>
+      <w:rPr>
+        <w:rFonts w:hint="default"/>
+      </w:rPr>
+    </w:lvl>
+  </w:abstractNum>
+  <w:abstractNum w:abstractNumId="3">
+    <w:nsid w:val="7993E6FD"/>
+    <w:multiLevelType w:val="singleLevel"/>
+    <w:tmpl w:val="7993E6FD"/>
+    <w:lvl w:ilvl="0" w:tentative="0">
+      <w:start w:val="1"/>
+      <w:numFmt w:val="decimal"/>
+      <w:lvlText w:val="(%1)"/>
+      <w:lvlJc w:val="left"/>
+      <w:pPr>
+        <w:ind w:left="425" w:hanging="425"/>
       </w:pPr>
       <w:rPr>
         <w:rFonts w:hint="default"/>
@@ -3467,13 +3411,13 @@
     <w:abstractNumId w:val="0"/>
   </w:num>
   <w:num w:numId="2">
-    <w:abstractNumId w:val="3"/>
+    <w:abstractNumId w:val="2"/>
   </w:num>
   <w:num w:numId="3">
     <w:abstractNumId w:val="1"/>
   </w:num>
   <w:num w:numId="4">
-    <w:abstractNumId w:val="2"/>
+    <w:abstractNumId w:val="3"/>
   </w:num>
 </w:numbering>
 </file>
